--- a/data/usd_correlation_bottom_line.docx
+++ b/data/usd_correlation_bottom_line.docx
@@ -4,7 +4,7 @@
   <w:body>
     <w:p>
       <w:r>
-        <w:t>USD correlations: Over the last 30 trading days, USD sensitivity is concentrated in GLD, SPX, and Bitcoin, all showing meaningful negative links, with gold standing out as the strongest inverse mover versus the dollar. GLD’s consistently strong negative correlation across 15D and 90D windows highlights it as the clearest offset to USD strength in this set. SPX and Bitcoin also lean negatively to the dollar, but less consistently than gold, while broad commodities and oil show only weak and unstable USD relationships.</w:t>
+        <w:t>USD correlations: Over the last 30 trading days, USD sensitivity is concentrated in Gold Trust (GLD), which shows a strong inverse relationship with the dollar, while the S&amp;P 500 (SPX) and Bitcoin futures also move meaningfully opposite to USD but to a lesser extent. GLD’s linkage is consistent across 90D, suggesting a durable pattern, whereas SPX and Bitcoin have seen their negative USD sensitivity strengthen versus the shorter 15D window. In contrast, U. S.</w:t>
       </w:r>
     </w:p>
     <w:sectPr>

--- a/data/usd_correlation_bottom_line.docx
+++ b/data/usd_correlation_bottom_line.docx
@@ -4,7 +4,7 @@
   <w:body>
     <w:p>
       <w:r>
-        <w:t>USD correlations: Over the last 30 trading days, USD sensitivity is concentrated in Gold Trust (GLD), which shows a strong inverse relationship with the dollar, while the S&amp;P 500 (SPX) and Bitcoin futures also move meaningfully opposite to USD but to a lesser extent. GLD’s linkage is consistent across 90D, suggesting a durable pattern, whereas SPX and Bitcoin have seen their negative USD sensitivity strengthen versus the shorter 15D window. In contrast, U. S.</w:t>
+        <w:t>USD correlations: Over the last 30 trading days, USD sensitivity is concentrated in risk assets and gold, with the S&amp;P 500 and Bitcoin tending to fall when the dollar rises, and gold showing the strongest inverse linkage. This negative relationship for SPX, GLD, and BTC is also fairly consistent over 15D and 90D windows, suggesting a stable pattern of assets weakening against a stronger dollar. In contrast, broad commodities and oil show little net connection to the USD over 30 days, with their short-term fluctuations around the currency move largely contained.</w:t>
       </w:r>
     </w:p>
     <w:sectPr>

--- a/data/usd_correlation_bottom_line.docx
+++ b/data/usd_correlation_bottom_line.docx
@@ -4,7 +4,7 @@
   <w:body>
     <w:p>
       <w:r>
-        <w:t>USD correlations: Over the last 30 trading days, USD sensitivity is concentrated in risk assets and gold, with the S&amp;P 500 and Bitcoin tending to fall when the dollar rises, and gold showing the strongest inverse linkage. This negative relationship for SPX, GLD, and BTC is also fairly consistent over 15D and 90D windows, suggesting a stable pattern of assets weakening against a stronger dollar. In contrast, broad commodities and oil show little net connection to the USD over 30 days, with their short-term fluctuations around the currency move largely contained.</w:t>
+        <w:t>USD correlations: Over the last 30 trading days, USD sensitivity is concentrated in GLD, SPX, and BTC, all showing meaningful negative correlations, with gold the most inverse to the dollar. GLD’s consistently strong negative linkage across 15D and 90D underscores gold’s role as the clearest USD counter-move in this set. SPX and BTC also lean negatively to the USD, but with somewhat less stability than gold, while USO and broad commodities show correlations near zero, indicating limited direct USD influence recently.</w:t>
       </w:r>
     </w:p>
     <w:sectPr>

--- a/data/usd_correlation_bottom_line.docx
+++ b/data/usd_correlation_bottom_line.docx
@@ -4,7 +4,7 @@
   <w:body>
     <w:p>
       <w:r>
-        <w:t>USD correlations: Over the last 30 trading days, USD sensitivity is concentrated in GLD, SPX, and BTC, all showing meaningful negative correlations, with gold the most inverse to the dollar. GLD’s consistently strong negative linkage across 15D and 90D underscores gold’s role as the clearest USD counter-move in this set. SPX and BTC also lean negatively to the USD, but with somewhat less stability than gold, while USO and broad commodities show correlations near zero, indicating limited direct USD influence recently.</w:t>
+        <w:t>USD correlations: Over the last 30 trading days, USD sensitivity is concentrated in GLD, SPX, and Bitcoin, all showing moderate negative correlations that imply they tend to weaken when the dollar strengthens. GLD stands out as the most tightly linked, with a persistently strong inverse relationship to the USD over 30D and especially 90D. SPX and Bitcoin also maintain a consistent negative linkage, though somewhat milder and less stable than gold. In contrast, USO and broad commodities show contained and low USD correlations, indicating only limited dollar influence on their recent day‑to‑day moves.</w:t>
       </w:r>
     </w:p>
     <w:sectPr>

--- a/data/usd_correlation_bottom_line.docx
+++ b/data/usd_correlation_bottom_line.docx
@@ -4,7 +4,7 @@
   <w:body>
     <w:p>
       <w:r>
-        <w:t>USD correlations: Over the last 30 trading days, USD sensitivity is concentrated in GLD, SPX, and Bitcoin, all showing moderate negative correlations that imply they tend to weaken when the dollar strengthens. GLD stands out as the most tightly linked, with a persistently strong inverse relationship to the USD over 30D and especially 90D. SPX and Bitcoin also maintain a consistent negative linkage, though somewhat milder and less stable than gold. In contrast, USO and broad commodities show contained and low USD correlations, indicating only limited dollar influence on their recent day‑to‑day moves.</w:t>
+        <w:t>USD correlations: Over the last 30 trading days, USD sensitivity is concentrated in equities, gold, and bitcoin, with the S&amp;P 500 and GLD showing the clearest inverse links and BTC moving more moderately in the same direction. GLD’s consistently strong negative correlation across 30D and 90D windows highlights it as the most reliable USD hedge in this set, while the S&amp;P 500’s negative linkage is notable but slightly weaker. Oil (USO) and broad commodities (COMT) show only mild, mixed correlations to the dollar, suggesting their recent moves have been driven more by non-USD factors.</w:t>
       </w:r>
     </w:p>
     <w:sectPr>

--- a/data/usd_correlation_bottom_line.docx
+++ b/data/usd_correlation_bottom_line.docx
@@ -4,7 +4,7 @@
   <w:body>
     <w:p>
       <w:r>
-        <w:t>USD correlations: Over the last 30 trading days, USD sensitivity is concentrated in equities, gold, and bitcoin, with the S&amp;P 500 and GLD showing the clearest inverse links and BTC moving more moderately in the same direction. GLD’s consistently strong negative correlation across 30D and 90D windows highlights it as the most reliable USD hedge in this set, while the S&amp;P 500’s negative linkage is notable but slightly weaker. Oil (USO) and broad commodities (COMT) show only mild, mixed correlations to the dollar, suggesting their recent moves have been driven more by non-USD factors.</w:t>
+        <w:t>USD correlations: Over the last 30 trading days, USD sensitivity is concentrated in equities, gold, and bitcoin, all showing moderate negative correlations that imply they have tended to weaken when the dollar strengthens. Gold stands out as the most tightly linked to the USD, with its negative correlation deepening over the 90D window, while bitcoin’s pattern is similar but slightly weaker. In contrast, oil and broad commodities show only mild and inconsistent USD linkage, suggesting that recent moves there have been driven more by asset‑specific factors than by the dollar.</w:t>
       </w:r>
     </w:p>
     <w:sectPr>

--- a/data/usd_correlation_bottom_line.docx
+++ b/data/usd_correlation_bottom_line.docx
@@ -4,7 +4,7 @@
   <w:body>
     <w:p>
       <w:r>
-        <w:t>USD correlations: Over the last 30 trading days, USD sensitivity is concentrated in equities, gold, and bitcoin, all showing moderate negative correlations that imply they have tended to weaken when the dollar strengthens. Gold stands out as the most tightly linked to the USD, with its negative correlation deepening over the 90D window, while bitcoin’s pattern is similar but slightly weaker. In contrast, oil and broad commodities show only mild and inconsistent USD linkage, suggesting that recent moves there have been driven more by asset‑specific factors than by the dollar.</w:t>
+        <w:t>USD correlations: Over the last 30 trading days, USD sensitivity is concentrated in equities and gold, with the S&amp;P 500 and GLD both moving meaningfully opposite to the dollar, and gold showing the single strongest linkage that deepens over the 90-day window. Bitcoin has a moderate negative USD relationship that has weakened in the most recent 15 days, while broad commodities and oil funds show only contained, low-grade correlations to the dollar across all horizons.</w:t>
       </w:r>
     </w:p>
     <w:sectPr>

--- a/data/usd_correlation_bottom_line.docx
+++ b/data/usd_correlation_bottom_line.docx
@@ -4,7 +4,7 @@
   <w:body>
     <w:p>
       <w:r>
-        <w:t>USD correlations: Over the last 30 trading days, USD sensitivity is concentrated in equities and gold, with the S&amp;P 500 and GLD both moving meaningfully opposite to the dollar, and gold showing the single strongest linkage that deepens over the 90-day window. Bitcoin has a moderate negative USD relationship that has weakened in the most recent 15 days, while broad commodities and oil funds show only contained, low-grade correlations to the dollar across all horizons.</w:t>
+        <w:t>USD correlations: Over the last 30 trading days, USD moves have been most strongly linked to gold, with a moderate inverse relationship that has been fairly persistent over 90 days. Equities and bitcoin also show notable negative correlations to the dollar, suggesting they have tended to struggle when the USD has strengthened. In contrast, broad commodities and oil exhibit contained and close-to-zero 30-day correlations, implying that recent USD sensitivity is less broad-based and more concentrated in gold and risk assets than in the commodity complex overall.</w:t>
       </w:r>
     </w:p>
     <w:sectPr>

--- a/data/usd_correlation_bottom_line.docx
+++ b/data/usd_correlation_bottom_line.docx
@@ -4,7 +4,7 @@
   <w:body>
     <w:p>
       <w:r>
-        <w:t>USD correlations: Over the last 30 trading days, USD moves have been most strongly linked to gold, with a moderate inverse relationship that has been fairly persistent over 90 days. Equities and bitcoin also show notable negative correlations to the dollar, suggesting they have tended to struggle when the USD has strengthened. In contrast, broad commodities and oil exhibit contained and close-to-zero 30-day correlations, implying that recent USD sensitivity is less broad-based and more concentrated in gold and risk assets than in the commodity complex overall.</w:t>
+        <w:t>USD correlations: Over the last 30 trading days, USD sensitivity is concentrated in GLD, SPX, and Bitcoin, all showing moderate negative correlations that imply they’ve generally risen when the dollar has eased and struggled when it has strengthened. GLD shows the most consistent inverse linkage, with its negative correlation strengthening over the 90D window, while SPX and Bitcoin display somewhat softer but still meaningful patterns. In contrast, oil (USO) and broad commodities (COMT) show contained and unstable relationships with the dollar, with short-term readings drifting around zero and offering little clear USD-driven direction.</w:t>
       </w:r>
     </w:p>
     <w:sectPr>

--- a/data/usd_correlation_bottom_line.docx
+++ b/data/usd_correlation_bottom_line.docx
@@ -4,7 +4,7 @@
   <w:body>
     <w:p>
       <w:r>
-        <w:t>USD correlations: Over the last 30 trading days, USD sensitivity is concentrated in GLD, SPX, and Bitcoin, all showing moderate negative correlations that imply they’ve generally risen when the dollar has eased and struggled when it has strengthened. GLD shows the most consistent inverse linkage, with its negative correlation strengthening over the 90D window, while SPX and Bitcoin display somewhat softer but still meaningful patterns. In contrast, oil (USO) and broad commodities (COMT) show contained and unstable relationships with the dollar, with short-term readings drifting around zero and offering little clear USD-driven direction.</w:t>
+        <w:t>USD correlations: Over the last 30 trading days, USD sensitivity is concentrated in equities, gold, and bitcoin, all showing moderate negative linkage to DXY, with GLD the most strongly tied and increasingly inverse over the 90D window. The S&amp;P 500’s negative correlation is steady across 15D–90D, while bitcoin’s linkage has strengthened from mild on 15D to more meaningful on 30D and 90D. In contrast, broad commodities and oil show contained and unstable USD relationships, with correlations hovering near zero despite short-term positive blips.</w:t>
       </w:r>
     </w:p>
     <w:sectPr>

--- a/data/usd_correlation_bottom_line.docx
+++ b/data/usd_correlation_bottom_line.docx
@@ -4,7 +4,7 @@
   <w:body>
     <w:p>
       <w:r>
-        <w:t>USD correlations: Over the last 30 trading days, USD sensitivity is concentrated in equities, gold, and bitcoin, all showing moderate negative linkage to DXY, with GLD the most strongly tied and increasingly inverse over the 90D window. The S&amp;P 500’s negative correlation is steady across 15D–90D, while bitcoin’s linkage has strengthened from mild on 15D to more meaningful on 30D and 90D. In contrast, broad commodities and oil show contained and unstable USD relationships, with correlations hovering near zero despite short-term positive blips.</w:t>
+        <w:t>USD correlations: Over the last 30 trading days, USD sensitivity is concentrated in equities, gold, and bitcoin, all showing moderate inverse moves versus the dollar, with gold the most tightly linked and its longer window pointing to a persistently strong anti-USD profile. The S&amp;P 500 and bitcoin both tend to weaken when the dollar strengthens, but less consistently than gold. In contrast, broad commodities and oil show contained and inconsistent USD linkage, suggesting that recent moves there have been driven more by sector-specific factors than by the dollar.</w:t>
       </w:r>
     </w:p>
     <w:sectPr>

--- a/data/usd_correlation_bottom_line.docx
+++ b/data/usd_correlation_bottom_line.docx
@@ -4,7 +4,7 @@
   <w:body>
     <w:p>
       <w:r>
-        <w:t>USD correlations: Over the last 30 trading days, USD sensitivity is concentrated in equities, gold, and bitcoin, all showing moderate inverse moves versus the dollar, with gold the most tightly linked and its longer window pointing to a persistently strong anti-USD profile. The S&amp;P 500 and bitcoin both tend to weaken when the dollar strengthens, but less consistently than gold. In contrast, broad commodities and oil show contained and inconsistent USD linkage, suggesting that recent moves there have been driven more by sector-specific factors than by the dollar.</w:t>
+        <w:t>USD correlations: Over the last 30 trading days, USD linkages are concentrated in equities and gold, with the S&amp;P 500 and especially GLD showing moderate inverse sensitivity to DXY moves. Gold’s negative correlation is both the strongest and the most persistent across 15D and 90D windows, indicating it has been the clearest counter-USD asset in this set. Bitcoin shows a developing but less consistent inverse relationship to the dollar, while oil (USO) and broad commodities (COMT) have stayed largely contained with only weak, unstable ties to DXY.</w:t>
       </w:r>
     </w:p>
     <w:sectPr>

--- a/data/usd_correlation_bottom_line.docx
+++ b/data/usd_correlation_bottom_line.docx
@@ -4,7 +4,7 @@
   <w:body>
     <w:p>
       <w:r>
-        <w:t>USD correlations: Over the last 30 trading days, USD linkages are concentrated in equities and gold, with the S&amp;P 500 and especially GLD showing moderate inverse sensitivity to DXY moves. Gold’s negative correlation is both the strongest and the most persistent across 15D and 90D windows, indicating it has been the clearest counter-USD asset in this set. Bitcoin shows a developing but less consistent inverse relationship to the dollar, while oil (USO) and broad commodities (COMT) have stayed largely contained with only weak, unstable ties to DXY.</w:t>
+        <w:t>USD correlations: Over the last 30 trading days, USD sensitivity is concentrated in gold and U. S. equities, both showing moderate negative linkages to DXY, while broad commodities and oil are largely uncoupled from dollar moves. Gold stands out with the strongest and most persistent inverse correlation, which has deepened over the 90-day window, while Bitcoin’s negative linkage has emerged more recently and is weaker.</w:t>
       </w:r>
     </w:p>
     <w:sectPr>

--- a/data/usd_correlation_bottom_line.docx
+++ b/data/usd_correlation_bottom_line.docx
@@ -4,7 +4,7 @@
   <w:body>
     <w:p>
       <w:r>
-        <w:t>USD correlations: Over the last 30 trading days, USD sensitivity is concentrated in gold and U. S. equities, both showing moderate negative linkages to DXY, while broad commodities and oil are largely uncoupled from dollar moves. Gold stands out with the strongest and most persistent inverse correlation, which has deepened over the 90-day window, while Bitcoin’s negative linkage has emerged more recently and is weaker.</w:t>
+        <w:t>USD correlations: Over the last 30 trading days, USD linkages are concentrated in equities and gold, with the S&amp;P 500 and GLD both showing moderate negative relationships to the dollar. Gold’s negative correlation is the strongest and most persistent, becoming more pronounced over 90 days, while Bitcoin’s weaker but increasingly negative linkage suggests a gradual pickup in USD sensitivity. Broad commodities and oil show contained, near-zero correlations over 30 days, pointing to limited and less stable USD influence on those markets in this window.</w:t>
       </w:r>
     </w:p>
     <w:sectPr>

--- a/data/usd_correlation_bottom_line.docx
+++ b/data/usd_correlation_bottom_line.docx
@@ -4,7 +4,7 @@
   <w:body>
     <w:p>
       <w:r>
-        <w:t>USD correlations: Over the last 30 trading days, USD linkages are concentrated in equities and gold, with the S&amp;P 500 and GLD both showing moderate negative relationships to the dollar. Gold’s negative correlation is the strongest and most persistent, becoming more pronounced over 90 days, while Bitcoin’s weaker but increasingly negative linkage suggests a gradual pickup in USD sensitivity. Broad commodities and oil show contained, near-zero correlations over 30 days, pointing to limited and less stable USD influence on those markets in this window.</w:t>
+        <w:t>USD correlations: Over the last 30 trading days, USD sensitivity is concentrated in equities and gold, with the S&amp;P 500 and especially GLD tending to move in the opposite direction of the dollar. Gold’s inverse linkage is the strongest and most persistent, with the 90-day window showing an even tighter negative relationship. Bitcoin also leans inversely to the USD, though less consistently, while oil (USO) and broad commodities (COMT) show only limited, low-conviction connection to dollar moves.</w:t>
       </w:r>
     </w:p>
     <w:sectPr>

--- a/data/usd_correlation_bottom_line.docx
+++ b/data/usd_correlation_bottom_line.docx
@@ -4,7 +4,7 @@
   <w:body>
     <w:p>
       <w:r>
-        <w:t>USD correlations: Over the last 30 trading days, USD sensitivity is concentrated in equities and gold, with the S&amp;P 500 and especially GLD tending to move in the opposite direction of the dollar. Gold’s inverse linkage is the strongest and most persistent, with the 90-day window showing an even tighter negative relationship. Bitcoin also leans inversely to the USD, though less consistently, while oil (USO) and broad commodities (COMT) show only limited, low-conviction connection to dollar moves.</w:t>
+        <w:t>USD correlations: Over the last 30 trading days, USD moves have been felt most clearly in gold and U. S. equities, both tending to weaken when the dollar strengthens, with this influence concentrated in GLD as the single strongest USD-linked asset in the set. GLD’s negative linkage has been persistent and even stronger over 90 days, while SPX shows a moderate, steady inverse relationship.</w:t>
       </w:r>
     </w:p>
     <w:sectPr>

--- a/data/usd_correlation_bottom_line.docx
+++ b/data/usd_correlation_bottom_line.docx
@@ -4,7 +4,7 @@
   <w:body>
     <w:p>
       <w:r>
-        <w:t>USD correlations: Over the last 30 trading days, USD moves have been felt most clearly in gold and U. S. equities, both tending to weaken when the dollar strengthens, with this influence concentrated in GLD as the single strongest USD-linked asset in the set. GLD’s negative linkage has been persistent and even stronger over 90 days, while SPX shows a moderate, steady inverse relationship.</w:t>
+        <w:t>USD correlations: Over the last 30 trading days, USD sensitivity is concentrated in equities and gold, with the S&amp;P 500 and especially GLD tending to weaken when the dollar strengthens. GLD shows the clearest and most persistent inverse relationship with the USD, as its already moderate 30-day linkage sits between a softer 15-day and a stronger 90-day correlation. Bitcoin also moves inversely to the dollar but less tightly than gold, while oil and broad commodities show little consistent linkage to USD moves over these horizons.</w:t>
       </w:r>
     </w:p>
     <w:sectPr>

--- a/data/usd_correlation_bottom_line.docx
+++ b/data/usd_correlation_bottom_line.docx
@@ -4,7 +4,7 @@
   <w:body>
     <w:p>
       <w:r>
-        <w:t>USD correlations: Over the last 30 trading days, USD sensitivity is concentrated in equities and gold, with the S&amp;P 500 and especially GLD tending to weaken when the dollar strengthens. GLD shows the clearest and most persistent inverse relationship with the USD, as its already moderate 30-day linkage sits between a softer 15-day and a stronger 90-day correlation. Bitcoin also moves inversely to the dollar but less tightly than gold, while oil and broad commodities show little consistent linkage to USD moves over these horizons.</w:t>
+        <w:t>USD correlations: Over the last 30 trading days, USD linkages are mostly contained across equities, oil, broad commodities, and bitcoin, with only mild inverse sensitivity showing up and little sign of a tightly synchronized move versus the dollar. The influence is concentrated in gold, which shows the clearest inverse relationship to the USD and has been more strongly tied to dollar moves over the broader 90-day window than in the very recent 15-day period.</w:t>
       </w:r>
     </w:p>
     <w:sectPr>

--- a/data/usd_correlation_bottom_line.docx
+++ b/data/usd_correlation_bottom_line.docx
@@ -4,7 +4,7 @@
   <w:body>
     <w:p>
       <w:r>
-        <w:t>USD correlations: Over the last 30 trading days, USD linkages are mostly contained across equities, oil, broad commodities, and bitcoin, with only mild inverse sensitivity showing up and little sign of a tightly synchronized move versus the dollar. The influence is concentrated in gold, which shows the clearest inverse relationship to the USD and has been more strongly tied to dollar moves over the broader 90-day window than in the very recent 15-day period.</w:t>
+        <w:t>USD correlations: Over the last 30 trading days, USD sensitivity is concentrated in gold, where returns have moved modestly in the opposite direction of DXY, consistent with a longer-running and stronger negative linkage over 90 days. Equities, oil, broad commodities, and bitcoin all show relatively contained and somewhat negative USD relationships on this 30-day window, with weaker and less consistent co-movement than gold. The recent 15-day readings suggest that these muted USD linkages have broadly persisted in the very near term, without a clear pickup in sensitivity outside of gold.</w:t>
       </w:r>
     </w:p>
     <w:sectPr>

--- a/data/usd_correlation_bottom_line.docx
+++ b/data/usd_correlation_bottom_line.docx
@@ -4,7 +4,7 @@
   <w:body>
     <w:p>
       <w:r>
-        <w:t>USD correlations: Over the last 30 trading days, USD sensitivity is concentrated in gold, where returns have moved modestly in the opposite direction of DXY, consistent with a longer-running and stronger negative linkage over 90 days. Equities, oil, broad commodities, and bitcoin all show relatively contained and somewhat negative USD relationships on this 30-day window, with weaker and less consistent co-movement than gold. The recent 15-day readings suggest that these muted USD linkages have broadly persisted in the very near term, without a clear pickup in sensitivity outside of gold.</w:t>
+        <w:t>USD correlations: Over the last 30 trading days, USD sensitivity is concentrated in gold, where returns have moved moderately in the opposite direction of the dollar, and this inverse linkage is even stronger when viewed over 90 days. Equities show a weaker, but still noticeable, tendency to slip when the dollar firms, while oil, broad commodities, and bitcoin have shown only contained and inconsistent USD relationships across the 15-, 30-, and 90-day windows.</w:t>
       </w:r>
     </w:p>
     <w:sectPr>

--- a/data/usd_correlation_bottom_line.docx
+++ b/data/usd_correlation_bottom_line.docx
@@ -4,7 +4,7 @@
   <w:body>
     <w:p>
       <w:r>
-        <w:t>USD correlations: Over the last 30 trading days, USD sensitivity is concentrated in gold, where returns have moved moderately in the opposite direction of the dollar, and this inverse linkage is even stronger when viewed over 90 days. Equities show a weaker, but still noticeable, tendency to slip when the dollar firms, while oil, broad commodities, and bitcoin have shown only contained and inconsistent USD relationships across the 15-, 30-, and 90-day windows.</w:t>
+        <w:t>USD correlations: Over the last 30 trading days, USD sensitivity is concentrated in gold, where a moderate and persistent negative relationship suggests gold has been the primary hedge-like asset versus dollar strength. The S&amp;P 500 shows only a mild negative linkage to the USD, while oil, broad commodities, and Bitcoin futures exhibit relatively contained and unstable correlations, implying no consistent dollar-driven pattern in those markets. The stronger 90-day negatives for gold and Bitcoin hint that their inverse relationships with the dollar have been more durable over a longer horizon than what the shorter windows alone would suggest.</w:t>
       </w:r>
     </w:p>
     <w:sectPr>

--- a/data/usd_correlation_bottom_line.docx
+++ b/data/usd_correlation_bottom_line.docx
@@ -4,7 +4,7 @@
   <w:body>
     <w:p>
       <w:r>
-        <w:t>USD correlations: Over the last 30 trading days, USD sensitivity is concentrated in gold, where a moderate and persistent negative relationship suggests gold has been the primary hedge-like asset versus dollar strength. The S&amp;P 500 shows only a mild negative linkage to the USD, while oil, broad commodities, and Bitcoin futures exhibit relatively contained and unstable correlations, implying no consistent dollar-driven pattern in those markets. The stronger 90-day negatives for gold and Bitcoin hint that their inverse relationships with the dollar have been more durable over a longer horizon than what the shorter windows alone would suggest.</w:t>
+        <w:t>USD correlations: Over the last 30 trading days, USD sensitivity is concentrated in gold, which shows the strongest inverse relationship, with oil, broad commodities, and bitcoin also moving meaningfully opposite to the dollar. These negative correlations are consistent across 15D and 90D windows, suggesting a stable pattern of “USD down, real assets up” behavior. In contrast, the S&amp;P 500’s linkage to the dollar remains very muted, indicating equity moves have been largely independent of day-to-day USD fluctuations.</w:t>
       </w:r>
     </w:p>
     <w:sectPr>

--- a/data/usd_correlation_bottom_line.docx
+++ b/data/usd_correlation_bottom_line.docx
@@ -4,7 +4,7 @@
   <w:body>
     <w:p>
       <w:r>
-        <w:t>USD correlations: Over the last 30 trading days, USD sensitivity is concentrated in gold, which shows the strongest inverse relationship, with oil, broad commodities, and bitcoin also moving meaningfully opposite to the dollar. These negative correlations are consistent across 15D and 90D windows, suggesting a stable pattern of “USD down, real assets up” behavior. In contrast, the S&amp;P 500’s linkage to the dollar remains very muted, indicating equity moves have been largely independent of day-to-day USD fluctuations.</w:t>
+        <w:t>USD correlations: Over the last 30 trading days, USD sensitivity is concentrated in real assets, with gold showing the strongest inverse linkage and oil, broad commodities, and bitcoin also moving meaningfully opposite to the dollar. The S&amp;P 500’s near-zero correlation suggests equity returns have been largely independent of day-to-day USD moves. The consistency of these relationships across 15-, 30-, and 90-day windows points to a stable pattern of the dollar acting mainly against hard assets rather than broad equities.</w:t>
       </w:r>
     </w:p>
     <w:sectPr>

--- a/data/usd_correlation_bottom_line.docx
+++ b/data/usd_correlation_bottom_line.docx
@@ -4,7 +4,7 @@
   <w:body>
     <w:p>
       <w:r>
-        <w:t>USD correlations: Over the last 30 trading days, USD sensitivity is concentrated in real assets, with gold showing the strongest inverse linkage and oil, broad commodities, and bitcoin also moving meaningfully opposite to the dollar. The S&amp;P 500’s near-zero correlation suggests equity returns have been largely independent of day-to-day USD moves. The consistency of these relationships across 15-, 30-, and 90-day windows points to a stable pattern of the dollar acting mainly against hard assets rather than broad equities.</w:t>
+        <w:t>USD correlations: Over the last 30 trading days, USD sensitivity is concentrated in gold, where returns have moved clearly opposite to the dollar, and that inverse linkage has been persistent and even stronger over the 90-day window. Equities show a moderate negative relationship with the USD that has stabilized over 30–90 days, while Bitcoin, broad commodities, and oil have shown only weak and inconsistent ties to dollar moves. This mix points to gold as the primary asset expressing USD moves in this set, with other assets responding more idiosyncratically.</w:t>
       </w:r>
     </w:p>
     <w:sectPr>

--- a/data/usd_correlation_bottom_line.docx
+++ b/data/usd_correlation_bottom_line.docx
@@ -4,7 +4,7 @@
   <w:body>
     <w:p>
       <w:r>
-        <w:t>USD correlations: Over the last 30 trading days, USD sensitivity is concentrated in gold, where returns have moved clearly opposite to the dollar, and that inverse linkage has been persistent and even stronger over the 90-day window. Equities show a moderate negative relationship with the USD that has stabilized over 30–90 days, while Bitcoin, broad commodities, and oil have shown only weak and inconsistent ties to dollar moves. This mix points to gold as the primary asset expressing USD moves in this set, with other assets responding more idiosyncratically.</w:t>
+        <w:t>USD correlations: Over the last 30 trading days, USD sensitivity is concentrated in gold, where a stronger dollar has tended to line up with weaker gold prices, and that inverse linkage looks durable given the even stronger 90-day relationship. Equities, broad commodities, oil, and bitcoin all show relatively contained day-to-day co-movements with the dollar over this window, and their mixed shorter- vs. longer-term readings suggest no consistent USD-driven pattern across these risk assets.</w:t>
       </w:r>
     </w:p>
     <w:sectPr>

--- a/data/usd_correlation_bottom_line.docx
+++ b/data/usd_correlation_bottom_line.docx
@@ -4,7 +4,7 @@
   <w:body>
     <w:p>
       <w:r>
-        <w:t>USD correlations: Over the last 30 trading days, USD sensitivity is concentrated in gold, where a stronger dollar has tended to line up with weaker gold prices, and that inverse linkage looks durable given the even stronger 90-day relationship. Equities, broad commodities, oil, and bitcoin all show relatively contained day-to-day co-movements with the dollar over this window, and their mixed shorter- vs. longer-term readings suggest no consistent USD-driven pattern across these risk assets.</w:t>
+        <w:t>USD correlations: Over the last 30 trading days, USD sensitivity is fairly muted across most assets, with the S&amp;P 500, oil, broad commodities, and Bitcoin showing only modest or contained linkages to the dollar. The main exception is gold, where correlations are clearly negative and strengthening from 30D to 90D, indicating that gold has been the most consistently inversely tied to USD moves. Recent 15D readings suggest this inverse pattern is most pronounced in gold but is also visible, though less stable, in oil, broad commodities, and Bitcoin.</w:t>
       </w:r>
     </w:p>
     <w:sectPr>

--- a/data/usd_correlation_bottom_line.docx
+++ b/data/usd_correlation_bottom_line.docx
@@ -4,7 +4,7 @@
   <w:body>
     <w:p>
       <w:r>
-        <w:t>USD correlations: Over the last 30 trading days, USD sensitivity is fairly muted across most assets, with the S&amp;P 500, oil, broad commodities, and Bitcoin showing only modest or contained linkages to the dollar. The main exception is gold, where correlations are clearly negative and strengthening from 30D to 90D, indicating that gold has been the most consistently inversely tied to USD moves. Recent 15D readings suggest this inverse pattern is most pronounced in gold but is also visible, though less stable, in oil, broad commodities, and Bitcoin.</w:t>
+        <w:t>USD correlations: Over the last 30 trading days, USD sensitivity is concentrated in gold, where a stronger dollar has tended to align with weaker gold prices, and that inverse link looks even more pronounced over the 90-day window. Equities, oil, broad commodities, and bitcoin all show relatively contained USD correlations on this 30-day view, though their more negative 15- and 90-day readings hint at a looser, episodic tendency for these assets to struggle when the dollar firms.</w:t>
       </w:r>
     </w:p>
     <w:sectPr>

--- a/data/usd_correlation_bottom_line.docx
+++ b/data/usd_correlation_bottom_line.docx
@@ -4,7 +4,7 @@
   <w:body>
     <w:p>
       <w:r>
-        <w:t>USD correlations: Over the last 30 trading days, USD sensitivity is concentrated in gold, where a stronger dollar has tended to align with weaker gold prices, and that inverse link looks even more pronounced over the 90-day window. Equities, oil, broad commodities, and bitcoin all show relatively contained USD correlations on this 30-day view, though their more negative 15- and 90-day readings hint at a looser, episodic tendency for these assets to struggle when the dollar firms.</w:t>
+        <w:t>USD correlations: Over the last 30 trading days, USD linkages are mostly contained, with only gold showing a clearer inverse relationship to the dollar and that influence remaining concentrated rather than broad-based. Gold’s negative correlation with the USD has strengthened over the 15D window and is even more pronounced over 90D, underscoring its role as the primary dollar-sensitive asset in this group. By contrast, equities, oil, broad commodities, and Bitcoin show relatively muted and less consistent co-movement with the USD, suggesting limited near-term sensitivity in their day-to-day returns.</w:t>
       </w:r>
     </w:p>
     <w:sectPr>

--- a/data/usd_correlation_bottom_line.docx
+++ b/data/usd_correlation_bottom_line.docx
@@ -4,7 +4,7 @@
   <w:body>
     <w:p>
       <w:r>
-        <w:t>USD correlations: Over the last 30 trading days, USD linkages are mostly contained, with only gold showing a clearer inverse relationship to the dollar and that influence remaining concentrated rather than broad-based. Gold’s negative correlation with the USD has strengthened over the 15D window and is even more pronounced over 90D, underscoring its role as the primary dollar-sensitive asset in this group. By contrast, equities, oil, broad commodities, and Bitcoin show relatively muted and less consistent co-movement with the USD, suggesting limited near-term sensitivity in their day-to-day returns.</w:t>
+        <w:t>USD correlations: Over the last 30 trading days, USD linkages are generally contained across risk assets, with the S&amp;P 500 showing only a mild negative correlation and oil, broad commodities, and Bitcoin sitting near zero. The main exception is gold, where the USD influence is concentrated: GLD has the strongest 30D negative correlation with DXY, and that inverse relationship has been even more pronounced over both the shorter 15D and longer 90D windows.</w:t>
       </w:r>
     </w:p>
     <w:sectPr>

--- a/data/usd_correlation_bottom_line.docx
+++ b/data/usd_correlation_bottom_line.docx
@@ -4,7 +4,7 @@
   <w:body>
     <w:p>
       <w:r>
-        <w:t>USD correlations: Over the last 30 trading days, USD linkages are generally contained across risk assets, with the S&amp;P 500 showing only a mild negative correlation and oil, broad commodities, and Bitcoin sitting near zero. The main exception is gold, where the USD influence is concentrated: GLD has the strongest 30D negative correlation with DXY, and that inverse relationship has been even more pronounced over both the shorter 15D and longer 90D windows.</w:t>
+        <w:t>USD correlations: Over the last 30 trading days, USD sensitivity is concentrated in gold, which shows a clear negative linkage to DXY, and that inverse relationship looks even stronger when you widen the lens to 90 days. Equities, oil, broad commodities, and bitcoin all show relatively contained USD correlations on the 30-day view, though their more negative 90-day readings hint that the dollar has recently mattered more for these assets than the near-term snapshot alone would suggest.</w:t>
       </w:r>
     </w:p>
     <w:sectPr>

--- a/data/usd_correlation_bottom_line.docx
+++ b/data/usd_correlation_bottom_line.docx
@@ -4,7 +4,7 @@
   <w:body>
     <w:p>
       <w:r>
-        <w:t>USD correlations: Over the last 30 trading days, USD sensitivity is concentrated in gold, which shows a clear negative linkage to DXY, and that inverse relationship looks even stronger when you widen the lens to 90 days. Equities, oil, broad commodities, and bitcoin all show relatively contained USD correlations on the 30-day view, though their more negative 90-day readings hint that the dollar has recently mattered more for these assets than the near-term snapshot alone would suggest.</w:t>
+        <w:t>USD correlations: Over the last 30 trading days, USD linkages are generally contained across equities, oil, broad commodities, and Bitcoin, with only mild inverse sensitivity showing up and no asset meeting a “strong” correlation threshold. Gold is the clearest USD hedge in this set, with a moderately negative relationship today and a much stronger inverse pattern when you look back over the last 90 trading days. The recent pickup in shorter-term negative correlations for gold, oil, and Bitcoin hints that their day-to-day moves have become a bit more reactive to dollar swings compared with the broader 30-day picture.</w:t>
       </w:r>
     </w:p>
     <w:sectPr>

--- a/data/usd_correlation_bottom_line.docx
+++ b/data/usd_correlation_bottom_line.docx
@@ -4,7 +4,7 @@
   <w:body>
     <w:p>
       <w:r>
-        <w:t>USD correlations: Over the last 30 trading days, USD linkages are generally contained across equities, oil, broad commodities, and Bitcoin, with only mild inverse sensitivity showing up and no asset meeting a “strong” correlation threshold. Gold is the clearest USD hedge in this set, with a moderately negative relationship today and a much stronger inverse pattern when you look back over the last 90 trading days. The recent pickup in shorter-term negative correlations for gold, oil, and Bitcoin hints that their day-to-day moves have become a bit more reactive to dollar swings compared with the broader 30-day picture.</w:t>
+        <w:t>USD correlations: Over the last 30 trading days, most assets show only mild, contained sensitivity to the dollar, with the S&amp;P 500, oil, broad commodities, and Bitcoin all hovering near zero correlation. Gold is the clearest USD-linked asset, with a moderate negative correlation that becomes stronger when you look back over 90 trading days, indicating it has tended to move opposite the dollar over the longer window. This leaves USD influence relatively concentrated in gold rather than broad-based across the risk and commodity complex.</w:t>
       </w:r>
     </w:p>
     <w:sectPr>

--- a/data/usd_correlation_bottom_line.docx
+++ b/data/usd_correlation_bottom_line.docx
@@ -4,7 +4,7 @@
   <w:body>
     <w:p>
       <w:r>
-        <w:t>USD correlations: Over the last 30 trading days, most assets show only mild, contained sensitivity to the dollar, with the S&amp;P 500, oil, broad commodities, and Bitcoin all hovering near zero correlation. Gold is the clearest USD-linked asset, with a moderate negative correlation that becomes stronger when you look back over 90 trading days, indicating it has tended to move opposite the dollar over the longer window. This leaves USD influence relatively concentrated in gold rather than broad-based across the risk and commodity complex.</w:t>
+        <w:t>USD correlations: Over the last 30 trading days, USD linkages are generally mild, with most major assets showing only contained day‑to‑day sensitivity to moves in the dollar. The strongest relationship is a modest inverse one with gold, and that linkage becomes much clearer when you look back over 90 trading days, while having softened more recently over 15 days. Equities, oil, broad commodities, and Bitcoin all sit near zero versus the USD on a 30-day view, suggesting no single risk asset is providing a concentrated or stable hedge or amplifier of dollar moves in the near term.</w:t>
       </w:r>
     </w:p>
     <w:sectPr>

--- a/data/usd_correlation_bottom_line.docx
+++ b/data/usd_correlation_bottom_line.docx
@@ -4,7 +4,7 @@
   <w:body>
     <w:p>
       <w:r>
-        <w:t>USD correlations: Over the last 30 trading days, USD linkages are generally mild, with most major assets showing only contained day‑to‑day sensitivity to moves in the dollar. The strongest relationship is a modest inverse one with gold, and that linkage becomes much clearer when you look back over 90 trading days, while having softened more recently over 15 days. Equities, oil, broad commodities, and Bitcoin all sit near zero versus the USD on a 30-day view, suggesting no single risk asset is providing a concentrated or stable hedge or amplifier of dollar moves in the near term.</w:t>
+        <w:t>USD correlations: Over the last 30 trading days, USD linkages are generally contained across equities, commodities, gold, and bitcoin, with no asset showing a strong day-to-day alignment with the dollar. The mild 30-day negative correlation in gold is the most pronounced, and its much stronger 90-day inverse relationship suggests that gold’s sensitivity to USD moves has been more visible over a longer horizon than in the recent month. Other assets, including the S&amp;P 500, oil, broad commodities, and bitcoin, show only weak and mixed correlations, indicating that recent USD fluctuations have not been a dominant driver of their short-term return patterns.</w:t>
       </w:r>
     </w:p>
     <w:sectPr>

--- a/data/usd_correlation_bottom_line.docx
+++ b/data/usd_correlation_bottom_line.docx
@@ -4,7 +4,7 @@
   <w:body>
     <w:p>
       <w:r>
-        <w:t>USD correlations: Over the last 30 trading days, USD linkages are generally contained across equities, commodities, gold, and bitcoin, with no asset showing a strong day-to-day alignment with the dollar. The mild 30-day negative correlation in gold is the most pronounced, and its much stronger 90-day inverse relationship suggests that gold’s sensitivity to USD moves has been more visible over a longer horizon than in the recent month. Other assets, including the S&amp;P 500, oil, broad commodities, and bitcoin, show only weak and mixed correlations, indicating that recent USD fluctuations have not been a dominant driver of their short-term return patterns.</w:t>
+        <w:t>USD correlations: Over the last 30 trading days, USD moves have had only a contained impact across all tracked assets, with correlations clustered near zero and no market showing a strong day-to-day linkage. Gold shows the clearest USD pattern, with a modest negative correlation recently and a much stronger inverse relationship over 90 days, suggesting that the more persistent sensitivity to dollar strength is concentrated there. Other assets, including equities, broad commodities, oil, and bitcoin, have correlations that fluctuate around zero across 15D and 90D windows, pointing to relatively loose and unstable USD connections in the current tape.</w:t>
       </w:r>
     </w:p>
     <w:sectPr>
